--- a/public/downloads/mind-measure-onboarding-questionnaire.docx
+++ b/public/downloads/mind-measure-onboarding-questionnaire.docx
@@ -5309,7 +5309,7 @@
                 <w:sz w:val="22"/>
                 <w:szCs w:val="22"/>
               </w:rPr>
-              <w:t xml:space="preserve">Will you launch via web only, or do you also need an iOS app?</w:t>
+              <w:t xml:space="preserve">Would you like a 45-minute walkthrough of the admin dashboard for your HR and welfare team before launch?</w:t>
             </w:r>
           </w:p>
         </w:tc>
@@ -5364,7 +5364,7 @@
                 <w:sz w:val="22"/>
                 <w:szCs w:val="22"/>
               </w:rPr>
-              <w:t xml:space="preserve">Would you like a 20-minute pre-launch all-hands brief from Mind Measure? (recorded or live)</w:t>
+              <w:t xml:space="preserve">Who owns internal launch communications at your end? (name and email)</w:t>
             </w:r>
           </w:p>
         </w:tc>
@@ -5419,117 +5419,7 @@
                 <w:sz w:val="22"/>
                 <w:szCs w:val="22"/>
               </w:rPr>
-              <w:t xml:space="preserve">Would you like a 45-minute walkthrough of the admin dashboard for your HR and welfare team?</w:t>
-            </w:r>
-          </w:p>
-        </w:tc>
-        <w:tc>
-          <w:tcPr>
-            <w:tcW w:type="pct" w:w="45%"/>
-            <w:tcBorders>
-              <w:top w:val="single" w:color="CBD5E1" w:sz="4"/>
-              <w:left w:val="single" w:color="CBD5E1" w:sz="4"/>
-              <w:bottom w:val="single" w:color="CBD5E1" w:sz="4"/>
-              <w:right w:val="single" w:color="CBD5E1" w:sz="4"/>
-            </w:tcBorders>
-            <w:shd w:fill="F4F6FA" w:color="auto" w:val="clear"/>
-            <w:tcMar>
-              <w:top w:type="dxa" w:w="120"/>
-              <w:left w:type="dxa" w:w="160"/>
-              <w:bottom w:type="dxa" w:w="120"/>
-              <w:right w:type="dxa" w:w="160"/>
-            </w:tcMar>
-          </w:tcPr>
-          <w:p>
-            <w:r>
-              <w:rPr>
-                <w:sz w:val="22"/>
-                <w:szCs w:val="22"/>
-              </w:rPr>
-              <w:t xml:space="preserve"/>
-            </w:r>
-          </w:p>
-        </w:tc>
-      </w:tr>
-      <w:tr>
-        <w:tc>
-          <w:tcPr>
-            <w:tcW w:type="pct" w:w="55%"/>
-            <w:tcBorders>
-              <w:top w:val="single" w:color="CBD5E1" w:sz="4"/>
-              <w:left w:val="single" w:color="CBD5E1" w:sz="4"/>
-              <w:bottom w:val="single" w:color="CBD5E1" w:sz="4"/>
-              <w:right w:val="single" w:color="CBD5E1" w:sz="4"/>
-            </w:tcBorders>
-            <w:tcMar>
-              <w:top w:type="dxa" w:w="120"/>
-              <w:left w:type="dxa" w:w="160"/>
-              <w:bottom w:type="dxa" w:w="120"/>
-              <w:right w:type="dxa" w:w="160"/>
-            </w:tcMar>
-          </w:tcPr>
-          <w:p>
-            <w:r>
-              <w:rPr>
-                <w:sz w:val="22"/>
-                <w:szCs w:val="22"/>
-              </w:rPr>
-              <w:t xml:space="preserve">Who owns internal launch communications? (name and email)</w:t>
-            </w:r>
-          </w:p>
-        </w:tc>
-        <w:tc>
-          <w:tcPr>
-            <w:tcW w:type="pct" w:w="45%"/>
-            <w:tcBorders>
-              <w:top w:val="single" w:color="CBD5E1" w:sz="4"/>
-              <w:left w:val="single" w:color="CBD5E1" w:sz="4"/>
-              <w:bottom w:val="single" w:color="CBD5E1" w:sz="4"/>
-              <w:right w:val="single" w:color="CBD5E1" w:sz="4"/>
-            </w:tcBorders>
-            <w:shd w:fill="F4F6FA" w:color="auto" w:val="clear"/>
-            <w:tcMar>
-              <w:top w:type="dxa" w:w="120"/>
-              <w:left w:type="dxa" w:w="160"/>
-              <w:bottom w:type="dxa" w:w="120"/>
-              <w:right w:type="dxa" w:w="160"/>
-            </w:tcMar>
-          </w:tcPr>
-          <w:p>
-            <w:r>
-              <w:rPr>
-                <w:sz w:val="22"/>
-                <w:szCs w:val="22"/>
-              </w:rPr>
-              <w:t xml:space="preserve"/>
-            </w:r>
-          </w:p>
-        </w:tc>
-      </w:tr>
-      <w:tr>
-        <w:tc>
-          <w:tcPr>
-            <w:tcW w:type="pct" w:w="55%"/>
-            <w:tcBorders>
-              <w:top w:val="single" w:color="CBD5E1" w:sz="4"/>
-              <w:left w:val="single" w:color="CBD5E1" w:sz="4"/>
-              <w:bottom w:val="single" w:color="CBD5E1" w:sz="4"/>
-              <w:right w:val="single" w:color="CBD5E1" w:sz="4"/>
-            </w:tcBorders>
-            <w:tcMar>
-              <w:top w:type="dxa" w:w="120"/>
-              <w:left w:type="dxa" w:w="160"/>
-              <w:bottom w:type="dxa" w:w="120"/>
-              <w:right w:type="dxa" w:w="160"/>
-            </w:tcMar>
-          </w:tcPr>
-          <w:p>
-            <w:r>
-              <w:rPr>
-                <w:sz w:val="22"/>
-                <w:szCs w:val="22"/>
-              </w:rPr>
-              <w:t xml:space="preserve">Any dates we should avoid for launch? (e.g. peak audit season, Ramadan, year-end close)</w:t>
+              <w:t xml:space="preserve">Any dates we should avoid for launch? (e.g. peak audit season, Ramadan, year-end close, results week)</w:t>
             </w:r>
           </w:p>
         </w:tc>

--- a/public/downloads/mind-measure-onboarding-questionnaire.docx
+++ b/public/downloads/mind-measure-onboarding-questionnaire.docx
@@ -64,6 +64,70 @@
           <w:szCs w:val="22"/>
         </w:rPr>
         <w:t xml:space="preserve">It should take roughly 30 minutes to complete with the right people in the room — typically HR, with an occasional dip into IT for section 5. Please return the completed document to your Mind Measure account manager. If you are unsure of any answer, leave it blank and we will discuss it at your kick-off call.</w:t>
+      </w:r>
+    </w:p>
+    <w:p>
+      <w:pPr>
+        <w:pStyle w:val="Heading2"/>
+        <w:spacing w:after="160" w:before="360"/>
+      </w:pPr>
+      <w:r>
+        <w:rPr>
+          <w:b/>
+          <w:bCs/>
+          <w:color w:val="2B3A52"/>
+          <w:sz w:val="26"/>
+          <w:szCs w:val="26"/>
+        </w:rPr>
+        <w:t xml:space="preserve">How Mind Measure works at your organisation</w:t>
+      </w:r>
+    </w:p>
+    <w:p>
+      <w:pPr>
+        <w:spacing w:after="120"/>
+      </w:pPr>
+      <w:r>
+        <w:rPr>
+          <w:b w:val="false"/>
+          <w:bCs w:val="false"/>
+          <w:i w:val="false"/>
+          <w:iCs w:val="false"/>
+          <w:sz w:val="22"/>
+          <w:szCs w:val="22"/>
+        </w:rPr>
+        <w:t xml:space="preserve">Mind Measure has two touchpoints, and a few of the questions below relate to each one — so it helps to have this in mind as you go through:</w:t>
+      </w:r>
+    </w:p>
+    <w:p>
+      <w:pPr>
+        <w:spacing w:after="120"/>
+      </w:pPr>
+      <w:r>
+        <w:rPr>
+          <w:b w:val="false"/>
+          <w:bCs w:val="false"/>
+          <w:i w:val="false"/>
+          <w:iCs w:val="false"/>
+          <w:sz w:val="22"/>
+          <w:szCs w:val="22"/>
+        </w:rPr>
+        <w:t xml:space="preserve">  •  The mobile app (iOS and Android — native) is where your employees check in, see their wellbeing scores, and access the support resources you have signed off. Employees do not access Mind Measure through a web browser.</w:t>
+      </w:r>
+    </w:p>
+    <w:p>
+      <w:pPr>
+        <w:spacing w:after="120"/>
+      </w:pPr>
+      <w:r>
+        <w:rPr>
+          <w:b w:val="false"/>
+          <w:bCs w:val="false"/>
+          <w:i w:val="false"/>
+          <w:iCs w:val="false"/>
+          <w:sz w:val="22"/>
+          <w:szCs w:val="22"/>
+        </w:rPr>
+        <w:t xml:space="preserve">  •  The admin dashboard (web) is where your HR and welfare team view anonymised, aggregated results, manage cohort analysis, and run reports. Only your nominated welfare and HR contacts have access.</w:t>
       </w:r>
     </w:p>
     <w:p>
@@ -2898,23 +2962,7 @@
           <w:sz w:val="32"/>
           <w:szCs w:val="32"/>
         </w:rPr>
-        <w:t xml:space="preserve">5. Signing in to the app</w:t>
-      </w:r>
-    </w:p>
-    <w:p>
-      <w:pPr>
-        <w:pStyle w:val="Heading2"/>
-        <w:spacing w:after="160" w:before="360"/>
-      </w:pPr>
-      <w:r>
-        <w:rPr>
-          <w:b/>
-          <w:bCs/>
-          <w:color w:val="2B3A52"/>
-          <w:sz w:val="26"/>
-          <w:szCs w:val="26"/>
-        </w:rPr>
-        <w:t xml:space="preserve">5.1 Which email domains identify your employees?</w:t>
+        <w:t xml:space="preserve">5. Signing in</w:t>
       </w:r>
     </w:p>
     <w:p>
@@ -2930,7 +2978,39 @@
           <w:sz w:val="22"/>
           <w:szCs w:val="22"/>
         </w:rPr>
-        <w:t xml:space="preserve">Mind Measure uses email domain to route employees to your version of the app when they sign up. List every domain that belongs to your organisation.</w:t>
+        <w:t xml:space="preserve">Employees sign in to the mobile app; your HR and welfare team sign in to the web admin dashboard. The questions below cover both.</w:t>
+      </w:r>
+    </w:p>
+    <w:p>
+      <w:pPr>
+        <w:pStyle w:val="Heading2"/>
+        <w:spacing w:after="160" w:before="360"/>
+      </w:pPr>
+      <w:r>
+        <w:rPr>
+          <w:b/>
+          <w:bCs/>
+          <w:color w:val="2B3A52"/>
+          <w:sz w:val="26"/>
+          <w:szCs w:val="26"/>
+        </w:rPr>
+        <w:t xml:space="preserve">5.1 Which email domains identify your employees?</w:t>
+      </w:r>
+    </w:p>
+    <w:p>
+      <w:pPr>
+        <w:spacing w:after="120"/>
+      </w:pPr>
+      <w:r>
+        <w:rPr>
+          <w:b w:val="false"/>
+          <w:bCs w:val="false"/>
+          <w:i w:val="false"/>
+          <w:iCs w:val="false"/>
+          <w:sz w:val="22"/>
+          <w:szCs w:val="22"/>
+        </w:rPr>
+        <w:t xml:space="preserve">Mind Measure uses email domain to recognise an employee belongs to your organisation when they sign up to the mobile app. List every domain that belongs to you.</w:t>
       </w:r>
     </w:p>
     <w:tbl>
@@ -3147,7 +3227,7 @@
           <w:sz w:val="22"/>
           <w:szCs w:val="22"/>
         </w:rPr>
-        <w:t xml:space="preserve">If yes, tell us which provider (Microsoft Azure AD / Entra ID, Okta, Google Workspace, etc.) and whether you have a preferred timeline for switching it on. SSO is not required for the pilot but most organisations enable it for full rollout.</w:t>
+        <w:t xml:space="preserve">SSO can apply to the mobile app, the admin dashboard, or both. If you require it, tell us which provider (Microsoft Azure AD / Entra ID, Okta, Google Workspace, etc.) and whether you have a preferred timeline for switching it on. SSO is not required for the pilot, but most organisations enable it before full rollout.</w:t>
       </w:r>
     </w:p>
     <w:tbl>

--- a/public/downloads/mind-measure-onboarding-questionnaire.docx
+++ b/public/downloads/mind-measure-onboarding-questionnaire.docx
@@ -63,7 +63,7 @@
           <w:sz w:val="22"/>
           <w:szCs w:val="22"/>
         </w:rPr>
-        <w:t xml:space="preserve">It should take roughly 30 minutes to complete with the right people in the room — typically HR, with an occasional dip into IT for section 5. Please return the completed document to your Mind Measure account manager. If you are unsure of any answer, leave it blank and we will discuss it at your kick-off call.</w:t>
+        <w:t xml:space="preserve">It should take roughly 30 minutes to complete with the right people in the room (typically HR, with an occasional dip into IT for section 5). Please return the completed document to your Mind Measure account manager. If you are unsure of any answer, leave it blank and we will discuss it at your kick-off call.</w:t>
       </w:r>
     </w:p>
     <w:p>
@@ -95,7 +95,7 @@
           <w:sz w:val="22"/>
           <w:szCs w:val="22"/>
         </w:rPr>
-        <w:t xml:space="preserve">Mind Measure has two touchpoints, and a few of the questions below relate to each one — so it helps to have this in mind as you go through:</w:t>
+        <w:t xml:space="preserve">Mind Measure has two touchpoints, and a few of the questions below relate to each one, so it helps to have this in mind as you go through:</w:t>
       </w:r>
     </w:p>
     <w:p>
@@ -111,7 +111,7 @@
           <w:sz w:val="22"/>
           <w:szCs w:val="22"/>
         </w:rPr>
-        <w:t xml:space="preserve">  •  The mobile app (iOS and Android — native) is where your employees check in, see their wellbeing scores, and access the support resources you have signed off. Employees do not access Mind Measure through a web browser.</w:t>
+        <w:t xml:space="preserve">  •  The mobile app (native iOS and Android) is where your employees check in, see their wellbeing scores, and access the support resources you have signed off. Employees do not access Mind Measure through a web browser.</w:t>
       </w:r>
     </w:p>
     <w:p>
@@ -1887,7 +1887,7 @@
           <w:sz w:val="22"/>
           <w:szCs w:val="22"/>
         </w:rPr>
-        <w:t xml:space="preserve">A list of trained MHFAs at your organisation. We can surface them in the in-app Help screen. List as many as you would like — name, best way to contact them (email or chat), and any office or team they cover.</w:t>
+        <w:t xml:space="preserve">A list of trained MHFAs at your organisation. We can surface them in the in-app Help screen. List as many as you would like, with name, best way to contact them (email or chat), and any office or team they cover.</w:t>
       </w:r>
     </w:p>
     <w:tbl>
@@ -1932,7 +1932,7 @@
                 <w:sz w:val="20"/>
                 <w:szCs w:val="20"/>
               </w:rPr>
-              <w:t xml:space="preserve">e.g. "Sarah Khan, sarah.khan@example.com — Dubai office, all teams"</w:t>
+              <w:t xml:space="preserve">e.g. "Sarah Khan, sarah.khan@example.com, Dubai office, all teams"</w:t>
             </w:r>
           </w:p>
         </w:tc>
@@ -2052,7 +2052,7 @@
                 <w:sz w:val="20"/>
                 <w:szCs w:val="20"/>
               </w:rPr>
-              <w:t xml:space="preserve">e.g. "Consulting — 1,400 people — Strategy &amp; Operations, Technology Consulting, People &amp; Organisation, Risk Consulting"</w:t>
+              <w:t xml:space="preserve">e.g. "Consulting, 1,400 people. Practices: Strategy &amp; Operations, Technology Consulting, People &amp; Organisation, Risk Consulting"</w:t>
             </w:r>
           </w:p>
         </w:tc>
@@ -2137,7 +2137,7 @@
                 <w:sz w:val="20"/>
                 <w:szCs w:val="20"/>
               </w:rPr>
-              <w:t xml:space="preserve">e.g. "Emaar Square, Dubai — UAE — 1,400 employees"</w:t>
+              <w:t xml:space="preserve">e.g. "Emaar Square, Dubai, UAE, 1,400 employees"</w:t>
             </w:r>
           </w:p>
         </w:tc>
@@ -3304,7 +3304,7 @@
           <w:sz w:val="22"/>
           <w:szCs w:val="22"/>
         </w:rPr>
-        <w:t xml:space="preserve">This section is the most important. Mind Measure is designed to route employees back into the support you already provide — never to replace it. Tell us what is already in place so we can build it into the app.</w:t>
+        <w:t xml:space="preserve">This section is the most important. Mind Measure is designed to route employees back into the support you already provide, never to replace it. Tell us what is already in place so we can build it into the app.</w:t>
       </w:r>
     </w:p>
     <w:p>
@@ -4666,7 +4666,7 @@
           <w:sz w:val="22"/>
           <w:szCs w:val="22"/>
         </w:rPr>
-        <w:t xml:space="preserve">Mind Measure's voice agent — Jodie — runs the daily check-in. She can ask a small number of questions that are specific to your organisation, so we can track sentiment on issues you care about. Examples:</w:t>
+        <w:t xml:space="preserve">Mind Measure's voice agent, Jodie, runs the daily check-in. She can ask a small number of questions that are specific to your organisation, so we can track sentiment on issues you care about. Examples:</w:t>
       </w:r>
     </w:p>
     <w:p>
@@ -4953,7 +4953,7 @@
                 <w:sz w:val="22"/>
                 <w:szCs w:val="22"/>
               </w:rPr>
-              <w:t xml:space="preserve">Minimum cohort size before scores are shown (we recommend 5 — never lower)</w:t>
+              <w:t xml:space="preserve">Minimum cohort size before scores are shown (we recommend 5, never lower)</w:t>
             </w:r>
           </w:p>
         </w:tc>
@@ -5173,7 +5173,7 @@
                 <w:sz w:val="22"/>
                 <w:szCs w:val="22"/>
               </w:rPr>
-              <w:t xml:space="preserve">Do you need a Data Processing Agreement signed? (Mind Measure can provide a standard DPA — yes/no)</w:t>
+              <w:t xml:space="preserve">Do you need a Data Processing Agreement signed? (Mind Measure can provide a standard DPA, yes/no)</w:t>
             </w:r>
           </w:p>
         </w:tc>
@@ -5569,7 +5569,7 @@
           <w:sz w:val="22"/>
           <w:szCs w:val="22"/>
         </w:rPr>
-        <w:t xml:space="preserve">Anything we have not asked about, anything we should know, anything that makes your organisation a bit different — tell us here.</w:t>
+        <w:t xml:space="preserve">Anything we have not asked about, anything we should know, anything that makes your organisation a bit different, tell us here.</w:t>
       </w:r>
     </w:p>
     <w:tbl>
@@ -5914,7 +5914,7 @@
           <w:sz w:val="22"/>
           <w:szCs w:val="22"/>
         </w:rPr>
-        <w:t xml:space="preserve">— The Mind Measure team</w:t>
+        <w:t xml:space="preserve">The Mind Measure team</w:t>
       </w:r>
     </w:p>
     <w:sectPr>
@@ -6067,7 +6067,7 @@
         <w:sz w:val="18"/>
         <w:szCs w:val="18"/>
       </w:rPr>
-      <w:t xml:space="preserve">Mind Measure — Onboarding Questionnaire</w:t>
+      <w:t xml:space="preserve">Mind Measure: Onboarding Questionnaire</w:t>
     </w:r>
   </w:p>
 </w:hdr>
